--- a/TestWord_1/F_ТИПОВИЙ ДОГОВІР БУДИНКИ КУЛЬТУРИ ГО УААСП.docx
+++ b/TestWord_1/F_ТИПОВИЙ ДОГОВІР БУДИНКИ КУЛЬТУРИ ГО УААСП.docx
@@ -207,7 +207,7 @@
       <w:sdt>
         <w:sdtPr>
           <w:rPr>
-            <w:b w:val="0"/>
+            <w:rFonts w:ascii="Times New Roman" w:hAnsi="Times New Roman"/>
             <w:sz w:val="20"/>
             <w:szCs w:val="20"/>
             <w:lang w:val="uk-UA"/>
@@ -227,8 +227,6 @@
           <w:r>
             <w:rPr>
               <w:rStyle w:val="af3"/>
-              <w:rFonts w:eastAsia="MS Mincho"/>
-              <w:lang w:val="uk-UA"/>
             </w:rPr>
             <w:t>Место для ввода текста.</w:t>
           </w:r>
@@ -258,7 +256,8 @@
     </w:p>
     <w:p>
       <w:pPr>
-        <w:ind w:right="-284" w:firstLine="426"/>
+        <w:ind w:firstLine="426"/>
+        <w:jc w:val="center"/>
         <w:rPr>
           <w:b w:val="0"/>
           <w:bCs w:val="0"/>
@@ -295,7 +294,7 @@
           <w:szCs w:val="20"/>
           <w:lang w:val="uk-UA"/>
         </w:rPr>
-        <w:t xml:space="preserve">                                                                                 </w:t>
+        <w:t xml:space="preserve">                                                                          </w:t>
       </w:r>
       <w:bookmarkStart w:id="2" w:name="_Hlk3207954"/>
       <w:bookmarkStart w:id="3" w:name="_Hlk3214163"/>
@@ -306,8 +305,8 @@
             <w:szCs w:val="20"/>
             <w:lang w:val="uk-UA"/>
           </w:rPr>
-          <w:alias w:val="docDateC"/>
-          <w:tag w:val="docDateC"/>
+          <w:alias w:val="docDate"/>
+          <w:tag w:val="docDate"/>
           <w:id w:val="-1392730580"/>
           <w:placeholder>
             <w:docPart w:val="9D4BD3E162BF4B7CA9972BA7B4DE225D"/>
@@ -341,13 +340,12 @@
       <w:bookmarkEnd w:id="3"/>
       <w:r>
         <w:rPr>
-          <w:b w:val="0"/>
           <w:bCs w:val="0"/>
           <w:sz w:val="20"/>
           <w:szCs w:val="20"/>
           <w:lang w:val="uk-UA"/>
         </w:rPr>
-        <w:t xml:space="preserve">р.                         </w:t>
+        <w:t>р.</w:t>
       </w:r>
     </w:p>
     <w:p>
@@ -466,7 +464,6 @@
       <w:sdt>
         <w:sdtPr>
           <w:rPr>
-            <w:b w:val="0"/>
             <w:sz w:val="20"/>
             <w:szCs w:val="20"/>
             <w:lang w:val="uk-UA"/>
@@ -541,6 +538,14 @@
           <w:lang w:val="uk-UA"/>
         </w:rPr>
         <w:t>(далі – Користувач)</w:t>
+      </w:r>
+      <w:r>
+        <w:rPr>
+          <w:sz w:val="20"/>
+          <w:szCs w:val="20"/>
+          <w:lang w:val="uk-UA"/>
+        </w:rPr>
+        <w:t>,</w:t>
       </w:r>
       <w:r>
         <w:rPr>
@@ -579,6 +584,15 @@
           </w:r>
         </w:sdtContent>
       </w:sdt>
+      <w:r>
+        <w:rPr>
+          <w:b w:val="0"/>
+          <w:sz w:val="20"/>
+          <w:szCs w:val="20"/>
+          <w:lang w:val="uk-UA"/>
+        </w:rPr>
+        <w:t xml:space="preserve"> </w:t>
+      </w:r>
       <w:sdt>
         <w:sdtPr>
           <w:rPr>
@@ -615,7 +629,7 @@
           <w:szCs w:val="22"/>
           <w:lang w:val="uk-UA"/>
         </w:rPr>
-        <w:t xml:space="preserve">, </w:t>
+        <w:t xml:space="preserve"> </w:t>
       </w:r>
       <w:sdt>
         <w:sdtPr>
@@ -646,6 +660,15 @@
           </w:r>
         </w:sdtContent>
       </w:sdt>
+      <w:r>
+        <w:rPr>
+          <w:b w:val="0"/>
+          <w:sz w:val="20"/>
+          <w:szCs w:val="20"/>
+          <w:lang w:val="uk-UA"/>
+        </w:rPr>
+        <w:t xml:space="preserve"> </w:t>
+      </w:r>
       <w:sdt>
         <w:sdtPr>
           <w:rPr>
@@ -679,12 +702,20 @@
       <w:bookmarkEnd w:id="4"/>
       <w:r>
         <w:rPr>
-          <w:b w:val="0"/>
-          <w:sz w:val="20"/>
-          <w:szCs w:val="20"/>
-          <w:lang w:val="uk-UA"/>
-        </w:rPr>
-        <w:t>, з іншої сторони, що при подальшому згадуванні разом іменуються – Сторони, уклали даний Ліцензійний договір (далі – Договір) про наступне:</w:t>
+          <w:sz w:val="20"/>
+          <w:szCs w:val="20"/>
+          <w:lang w:val="uk-UA"/>
+        </w:rPr>
+        <w:t xml:space="preserve">  </w:t>
+      </w:r>
+      <w:r>
+        <w:rPr>
+          <w:b w:val="0"/>
+          <w:sz w:val="20"/>
+          <w:szCs w:val="20"/>
+          <w:lang w:val="uk-UA"/>
+        </w:rPr>
+        <w:t>з іншої сторони, що при подальшому згадуванні разом іменуються – Сторони, уклали даний Ліцензійний договір (далі – Договір) про наступне:</w:t>
       </w:r>
     </w:p>
     <w:p>
@@ -1284,31 +1315,42 @@
         <w:t>:</w:t>
       </w:r>
     </w:p>
+    <w:p>
+      <w:pPr>
+        <w:pStyle w:val="a3"/>
+        <w:ind w:right="-1"/>
+        <w:rPr>
+          <w:i/>
+          <w:sz w:val="20"/>
+          <w:szCs w:val="20"/>
+        </w:rPr>
+      </w:pPr>
+    </w:p>
     <w:sdt>
       <w:sdtPr>
         <w:rPr>
-          <w:sz w:val="20"/>
-          <w:szCs w:val="20"/>
-        </w:rPr>
-        <w:alias w:val="TablePLk2"/>
-        <w:tag w:val="TablePLk2"/>
-        <w:id w:val="-839304564"/>
+          <w:i/>
+          <w:sz w:val="20"/>
+          <w:szCs w:val="20"/>
+        </w:rPr>
+        <w:alias w:val="TablePL1"/>
+        <w:tag w:val="TablePL1"/>
+        <w:id w:val="1916202074"/>
         <w:placeholder>
-          <w:docPart w:val="5772A0EAA7E14CD69AC1B79C9887FC2C"/>
+          <w:docPart w:val="DefaultPlaceholder_-1854013436"/>
         </w:placeholder>
         <w15:appearance w15:val="tags"/>
         <w:docPartList>
           <w:docPartGallery w:val="Tables"/>
         </w:docPartList>
       </w:sdtPr>
-      <w:sdtEndPr/>
       <w:sdtContent>
         <w:p>
           <w:pPr>
             <w:pStyle w:val="a3"/>
-            <w:spacing w:after="120"/>
-            <w:ind w:right="-1" w:firstLine="426"/>
+            <w:ind w:right="-1"/>
             <w:rPr>
+              <w:i/>
               <w:sz w:val="20"/>
               <w:szCs w:val="20"/>
             </w:rPr>
@@ -1316,7 +1358,7 @@
         </w:p>
         <w:tbl>
           <w:tblPr>
-            <w:tblW w:w="10514" w:type="dxa"/>
+            <w:tblW w:w="10519" w:type="dxa"/>
             <w:tblInd w:w="108" w:type="dxa"/>
             <w:tblBorders>
               <w:top w:val="single" w:sz="4" w:space="0" w:color="auto"/>
@@ -1329,18 +1371,50 @@
             <w:tblLook w:val="01E0" w:firstRow="1" w:lastRow="1" w:firstColumn="1" w:lastColumn="1" w:noHBand="0" w:noVBand="0"/>
           </w:tblPr>
           <w:tblGrid>
-            <w:gridCol w:w="788"/>
-            <w:gridCol w:w="3777"/>
+            <w:gridCol w:w="745"/>
+            <w:gridCol w:w="2897"/>
+            <w:gridCol w:w="5601"/>
             <w:gridCol w:w="1276"/>
-            <w:gridCol w:w="4673"/>
           </w:tblGrid>
           <w:tr>
             <w:trPr>
-              <w:trHeight w:val="257"/>
+              <w:trHeight w:val="494"/>
             </w:trPr>
             <w:tc>
               <w:tcPr>
-                <w:tcW w:w="788" w:type="dxa"/>
+                <w:tcW w:w="745" w:type="dxa"/>
+                <w:tcBorders>
+                  <w:top w:val="single" w:sz="4" w:space="0" w:color="auto"/>
+                  <w:left w:val="single" w:sz="4" w:space="0" w:color="auto"/>
+                  <w:bottom w:val="single" w:sz="4" w:space="0" w:color="auto"/>
+                  <w:right w:val="single" w:sz="4" w:space="0" w:color="auto"/>
+                </w:tcBorders>
+                <w:vAlign w:val="center"/>
+                <w:hideMark/>
+              </w:tcPr>
+              <w:p>
+                <w:pPr>
+                  <w:pStyle w:val="a3"/>
+                  <w:ind w:right="0"/>
+                  <w:rPr>
+                    <w:sz w:val="20"/>
+                    <w:szCs w:val="20"/>
+                  </w:rPr>
+                </w:pPr>
+                <w:r>
+                  <w:rPr>
+                    <w:b/>
+                    <w:bCs/>
+                    <w:sz w:val="20"/>
+                    <w:szCs w:val="20"/>
+                  </w:rPr>
+                  <w:t>№ з/п</w:t>
+                </w:r>
+              </w:p>
+            </w:tc>
+            <w:tc>
+              <w:tcPr>
+                <w:tcW w:w="2897" w:type="dxa"/>
                 <w:tcBorders>
                   <w:top w:val="single" w:sz="4" w:space="0" w:color="auto"/>
                   <w:left w:val="single" w:sz="4" w:space="0" w:color="auto"/>
@@ -1351,32 +1425,27 @@
               </w:tcPr>
               <w:p>
                 <w:pPr>
-                  <w:pStyle w:val="a3"/>
-                  <w:ind w:right="-1"/>
                   <w:jc w:val="center"/>
                   <w:rPr>
-                    <w:b/>
-                    <w:bCs/>
+                    <w:b w:val="0"/>
                     <w:sz w:val="20"/>
                     <w:szCs w:val="20"/>
-                    <w:highlight w:val="yellow"/>
+                    <w:lang w:val="uk-UA"/>
                   </w:rPr>
                 </w:pPr>
                 <w:r>
                   <w:rPr>
-                    <w:b/>
-                    <w:bCs/>
                     <w:sz w:val="20"/>
                     <w:szCs w:val="20"/>
-                    <w:highlight w:val="yellow"/>
+                    <w:lang w:val="uk-UA"/>
                   </w:rPr>
-                  <w:t>№ з/п</w:t>
+                  <w:t>Найменування закладу</w:t>
                 </w:r>
               </w:p>
             </w:tc>
             <w:tc>
               <w:tcPr>
-                <w:tcW w:w="3777" w:type="dxa"/>
+                <w:tcW w:w="5601" w:type="dxa"/>
                 <w:tcBorders>
                   <w:top w:val="single" w:sz="4" w:space="0" w:color="auto"/>
                   <w:left w:val="single" w:sz="4" w:space="0" w:color="auto"/>
@@ -1384,28 +1453,58 @@
                   <w:right w:val="single" w:sz="4" w:space="0" w:color="auto"/>
                 </w:tcBorders>
                 <w:vAlign w:val="center"/>
+                <w:hideMark/>
               </w:tcPr>
               <w:p>
                 <w:pPr>
-                  <w:pStyle w:val="a3"/>
-                  <w:ind w:right="-1"/>
                   <w:jc w:val="center"/>
                   <w:rPr>
-                    <w:b/>
-                    <w:bCs/>
+                    <w:b w:val="0"/>
                     <w:sz w:val="20"/>
                     <w:szCs w:val="20"/>
-                    <w:highlight w:val="yellow"/>
+                    <w:lang w:val="uk-UA"/>
                   </w:rPr>
                 </w:pPr>
                 <w:r>
                   <w:rPr>
-                    <w:b/>
                     <w:sz w:val="20"/>
                     <w:szCs w:val="20"/>
-                    <w:highlight w:val="yellow"/>
+                    <w:lang w:val="uk-UA"/>
                   </w:rPr>
-                  <w:t>Повне найменування закладу</w:t>
+                  <w:t>Фактична адреса закладу:</w:t>
+                </w:r>
+              </w:p>
+              <w:p>
+                <w:pPr>
+                  <w:pStyle w:val="a3"/>
+                  <w:ind w:right="0"/>
+                  <w:jc w:val="center"/>
+                  <w:rPr>
+                    <w:sz w:val="20"/>
+                    <w:szCs w:val="20"/>
+                  </w:rPr>
+                </w:pPr>
+                <w:r>
+                  <w:rPr>
+                    <w:sz w:val="20"/>
+                    <w:szCs w:val="20"/>
+                  </w:rPr>
+                  <w:t>(</w:t>
+                </w:r>
+                <w:r>
+                  <w:rPr>
+                    <w:i/>
+                    <w:sz w:val="20"/>
+                    <w:szCs w:val="20"/>
+                  </w:rPr>
+                  <w:t>назва області, міста (селища або села), вулиця, № будинку тощо на території України</w:t>
+                </w:r>
+                <w:r>
+                  <w:rPr>
+                    <w:sz w:val="20"/>
+                    <w:szCs w:val="20"/>
+                  </w:rPr>
+                  <w:t>)</w:t>
                 </w:r>
               </w:p>
             </w:tc>
@@ -1419,17 +1518,17 @@
                   <w:right w:val="single" w:sz="4" w:space="0" w:color="auto"/>
                 </w:tcBorders>
                 <w:vAlign w:val="center"/>
+                <w:hideMark/>
               </w:tcPr>
               <w:p>
                 <w:pPr>
                   <w:pStyle w:val="a3"/>
-                  <w:ind w:right="-1"/>
+                  <w:ind w:right="0"/>
                   <w:jc w:val="center"/>
                   <w:rPr>
                     <w:b/>
                     <w:sz w:val="20"/>
                     <w:szCs w:val="20"/>
-                    <w:highlight w:val="yellow"/>
                   </w:rPr>
                 </w:pPr>
                 <w:r>
@@ -1437,128 +1536,44 @@
                     <w:b/>
                     <w:sz w:val="20"/>
                     <w:szCs w:val="20"/>
-                    <w:highlight w:val="yellow"/>
                   </w:rPr>
-                  <w:t>Кількість</w:t>
+                  <w:t xml:space="preserve">Кількість посадкових місць </w:t>
                 </w:r>
               </w:p>
               <w:p>
                 <w:pPr>
                   <w:pStyle w:val="a3"/>
-                  <w:ind w:right="-1"/>
+                  <w:ind w:right="0"/>
                   <w:jc w:val="center"/>
                   <w:rPr>
                     <w:b/>
-                    <w:bCs/>
-                    <w:sz w:val="20"/>
-                    <w:szCs w:val="20"/>
-                    <w:highlight w:val="yellow"/>
-                  </w:rPr>
-                </w:pPr>
-                <w:r>
-                  <w:rPr>
-                    <w:b/>
-                    <w:sz w:val="20"/>
-                    <w:szCs w:val="20"/>
-                    <w:highlight w:val="yellow"/>
-                  </w:rPr>
-                  <w:t>посадкових місць</w:t>
-                </w:r>
-              </w:p>
-            </w:tc>
-            <w:tc>
-              <w:tcPr>
-                <w:tcW w:w="4673" w:type="dxa"/>
-                <w:tcBorders>
-                  <w:top w:val="single" w:sz="4" w:space="0" w:color="auto"/>
-                  <w:left w:val="single" w:sz="4" w:space="0" w:color="auto"/>
-                  <w:bottom w:val="single" w:sz="4" w:space="0" w:color="auto"/>
-                  <w:right w:val="single" w:sz="4" w:space="0" w:color="auto"/>
-                </w:tcBorders>
-                <w:vAlign w:val="center"/>
-              </w:tcPr>
-              <w:p>
-                <w:pPr>
-                  <w:pStyle w:val="a3"/>
-                  <w:ind w:right="-120"/>
-                  <w:jc w:val="center"/>
-                  <w:rPr>
-                    <w:b/>
-                    <w:sz w:val="20"/>
-                    <w:szCs w:val="20"/>
-                    <w:highlight w:val="yellow"/>
-                  </w:rPr>
-                </w:pPr>
-                <w:r>
-                  <w:rPr>
-                    <w:b/>
-                    <w:sz w:val="20"/>
-                    <w:szCs w:val="20"/>
-                    <w:highlight w:val="yellow"/>
-                  </w:rPr>
-                  <w:t>Розташований на території України за адресою</w:t>
-                </w:r>
-              </w:p>
-              <w:p>
-                <w:pPr>
-                  <w:pStyle w:val="a3"/>
-                  <w:ind w:right="-120"/>
-                  <w:jc w:val="center"/>
-                  <w:rPr>
-                    <w:bCs/>
                     <w:sz w:val="20"/>
                     <w:szCs w:val="20"/>
                   </w:rPr>
                 </w:pPr>
                 <w:r>
                   <w:rPr>
-                    <w:bCs/>
                     <w:sz w:val="20"/>
                     <w:szCs w:val="20"/>
-                    <w:highlight w:val="yellow"/>
                   </w:rPr>
                   <w:t>(</w:t>
-                </w:r>
-                <w:r>
-                  <w:rPr>
-                    <w:i/>
-                    <w:sz w:val="20"/>
-                    <w:szCs w:val="20"/>
-                    <w:highlight w:val="yellow"/>
-                  </w:rPr>
-                  <w:t xml:space="preserve">назва міста, вулиці, проспекту, № будинку і </w:t>
                 </w:r>
                 <w:proofErr w:type="spellStart"/>
                 <w:r>
                   <w:rPr>
-                    <w:i/>
                     <w:sz w:val="20"/>
                     <w:szCs w:val="20"/>
-                    <w:highlight w:val="yellow"/>
                   </w:rPr>
-                  <w:t>т.п</w:t>
+                  <w:t>чол</w:t>
                 </w:r>
                 <w:proofErr w:type="spellEnd"/>
                 <w:r>
                   <w:rPr>
-                    <w:i/>
                     <w:sz w:val="20"/>
                     <w:szCs w:val="20"/>
-                    <w:highlight w:val="yellow"/>
                   </w:rPr>
-                  <w:t>.</w:t>
+                  <w:t>.)</w:t>
                 </w:r>
-                <w:r>
-                  <w:rPr>
-                    <w:bCs/>
-                    <w:sz w:val="20"/>
-                    <w:szCs w:val="20"/>
-                    <w:highlight w:val="yellow"/>
-                  </w:rPr>
-                  <w:t>)</w:t>
-                </w:r>
-                <w:bookmarkStart w:id="5" w:name="_GoBack"/>
-                <w:bookmarkEnd w:id="5"/>
               </w:p>
             </w:tc>
           </w:tr>
@@ -1566,16 +1581,11 @@
         <w:p>
           <w:pPr>
             <w:pStyle w:val="a3"/>
-            <w:overflowPunct/>
-            <w:adjustRightInd/>
-            <w:spacing w:after="120"/>
-            <w:ind w:right="-1" w:firstLine="426"/>
-            <w:textAlignment w:val="auto"/>
+            <w:ind w:right="-1"/>
             <w:rPr>
-              <w:rFonts w:asciiTheme="minorHAnsi" w:eastAsiaTheme="minorHAnsi" w:hAnsiTheme="minorHAnsi" w:cstheme="minorBidi"/>
+              <w:i/>
               <w:sz w:val="20"/>
               <w:szCs w:val="20"/>
-              <w:lang w:eastAsia="en-US"/>
             </w:rPr>
           </w:pPr>
         </w:p>
@@ -1722,6 +1732,7 @@
           <w:sz w:val="20"/>
           <w:szCs w:val="20"/>
         </w:rPr>
+        <w:lastRenderedPageBreak/>
         <w:t xml:space="preserve">б) права виконавців, виробників фонограм, відеограм, організацій мовлення; </w:t>
       </w:r>
     </w:p>
@@ -1742,7 +1753,6 @@
           <w:sz w:val="20"/>
           <w:szCs w:val="20"/>
         </w:rPr>
-        <w:lastRenderedPageBreak/>
         <w:t>в) інші способи та види використання творів, не зазначені в ньому.</w:t>
       </w:r>
     </w:p>
@@ -1805,7 +1815,7 @@
         </w:rPr>
         <w:t xml:space="preserve"> становить: </w:t>
       </w:r>
-      <w:bookmarkStart w:id="6" w:name="_Hlk3207123"/>
+      <w:bookmarkStart w:id="5" w:name="_Hlk3207123"/>
       <w:sdt>
         <w:sdtPr>
           <w:rPr>
@@ -1837,7 +1847,15 @@
         <w:rPr>
           <w:lang w:val="uk-UA"/>
         </w:rPr>
-        <w:t xml:space="preserve"> (</w:t>
+        <w:t xml:space="preserve"> </w:t>
+      </w:r>
+      <w:r>
+        <w:rPr>
+          <w:rFonts w:ascii="Times New Roman" w:hAnsi="Times New Roman"/>
+          <w:b w:val="0"/>
+          <w:lang w:val="uk-UA"/>
+        </w:rPr>
+        <w:t>(</w:t>
       </w:r>
       <w:sdt>
         <w:sdtPr>
@@ -1869,24 +1887,27 @@
       </w:sdt>
       <w:r>
         <w:rPr>
+          <w:rFonts w:ascii="Times New Roman" w:hAnsi="Times New Roman"/>
+          <w:b w:val="0"/>
           <w:lang w:val="uk-UA"/>
         </w:rPr>
         <w:t>)</w:t>
       </w:r>
-      <w:bookmarkEnd w:id="6"/>
+      <w:bookmarkEnd w:id="5"/>
       <w:r>
         <w:rPr>
           <w:rFonts w:ascii="Times New Roman" w:hAnsi="Times New Roman"/>
-          <w:lang w:val="uk-UA"/>
-        </w:rPr>
-        <w:t xml:space="preserve"> відсотк</w:t>
+          <w:b w:val="0"/>
+          <w:lang w:val="uk-UA"/>
+        </w:rPr>
+        <w:t xml:space="preserve"> </w:t>
       </w:r>
       <w:r>
         <w:rPr>
           <w:rFonts w:ascii="Times New Roman" w:hAnsi="Times New Roman"/>
           <w:lang w:val="uk-UA"/>
         </w:rPr>
-        <w:t>и</w:t>
+        <w:t>%</w:t>
       </w:r>
       <w:r>
         <w:rPr>
@@ -1953,12 +1974,11 @@
         </w:rPr>
         <w:t xml:space="preserve"> </w:t>
       </w:r>
-      <w:bookmarkStart w:id="7" w:name="_Hlk3207175"/>
+      <w:bookmarkStart w:id="6" w:name="_Hlk3207175"/>
       <w:sdt>
         <w:sdtPr>
           <w:rPr>
             <w:rFonts w:ascii="Times New Roman" w:hAnsi="Times New Roman"/>
-            <w:b w:val="0"/>
             <w:lang w:val="uk-UA"/>
           </w:rPr>
           <w:alias w:val="minRltGrn"/>
@@ -1986,7 +2006,15 @@
         <w:rPr>
           <w:lang w:val="uk-UA"/>
         </w:rPr>
-        <w:t xml:space="preserve"> (</w:t>
+        <w:t xml:space="preserve"> </w:t>
+      </w:r>
+      <w:r>
+        <w:rPr>
+          <w:rFonts w:ascii="Times New Roman" w:hAnsi="Times New Roman"/>
+          <w:b w:val="0"/>
+          <w:lang w:val="uk-UA"/>
+        </w:rPr>
+        <w:t>(</w:t>
       </w:r>
       <w:sdt>
         <w:sdtPr>
@@ -2018,9 +2046,17 @@
       </w:sdt>
       <w:r>
         <w:rPr>
-          <w:lang w:val="uk-UA"/>
-        </w:rPr>
-        <w:t xml:space="preserve">) </w:t>
+          <w:rFonts w:ascii="Times New Roman" w:hAnsi="Times New Roman"/>
+          <w:b w:val="0"/>
+          <w:lang w:val="uk-UA"/>
+        </w:rPr>
+        <w:t>)</w:t>
+      </w:r>
+      <w:r>
+        <w:rPr>
+          <w:lang w:val="uk-UA"/>
+        </w:rPr>
+        <w:t xml:space="preserve"> </w:t>
       </w:r>
       <w:r>
         <w:rPr>
@@ -2039,7 +2075,6 @@
         <w:sdtPr>
           <w:rPr>
             <w:rFonts w:ascii="Times New Roman" w:hAnsi="Times New Roman"/>
-            <w:b w:val="0"/>
             <w:lang w:val="uk-UA"/>
           </w:rPr>
           <w:alias w:val="minRltKop"/>
@@ -2076,7 +2111,7 @@
         </w:rPr>
         <w:t>коп.</w:t>
       </w:r>
-      <w:bookmarkEnd w:id="7"/>
+      <w:bookmarkEnd w:id="6"/>
       <w:r>
         <w:rPr>
           <w:lang w:val="uk-UA"/>
@@ -2100,12 +2135,11 @@
         </w:rPr>
         <w:t xml:space="preserve"> </w:t>
       </w:r>
-      <w:bookmarkStart w:id="8" w:name="_Hlk3207388"/>
+      <w:bookmarkStart w:id="7" w:name="_Hlk3207388"/>
       <w:sdt>
         <w:sdtPr>
           <w:rPr>
             <w:rFonts w:ascii="Times New Roman" w:hAnsi="Times New Roman"/>
-            <w:b w:val="0"/>
             <w:lang w:val="uk-UA"/>
           </w:rPr>
           <w:alias w:val="rltPayPeriod"/>
@@ -2129,7 +2163,7 @@
           </w:r>
         </w:sdtContent>
       </w:sdt>
-      <w:bookmarkEnd w:id="8"/>
+      <w:bookmarkEnd w:id="7"/>
       <w:r>
         <w:rPr>
           <w:rFonts w:ascii="Times New Roman" w:hAnsi="Times New Roman"/>
@@ -2243,11 +2277,12 @@
         </w:rPr>
         <w:t xml:space="preserve"> </w:t>
       </w:r>
-      <w:bookmarkStart w:id="9" w:name="_Hlk3207428"/>
-      <w:bookmarkStart w:id="10" w:name="_Hlk3217068"/>
+      <w:bookmarkStart w:id="8" w:name="_Hlk3207428"/>
+      <w:bookmarkStart w:id="9" w:name="_Hlk3217068"/>
       <w:sdt>
         <w:sdtPr>
           <w:rPr>
+            <w:b/>
             <w:color w:val="000000"/>
             <w:sz w:val="20"/>
             <w:szCs w:val="20"/>
@@ -2272,16 +2307,16 @@
           </w:r>
         </w:sdtContent>
       </w:sdt>
+      <w:bookmarkEnd w:id="8"/>
+      <w:r>
+        <w:rPr>
+          <w:color w:val="000000"/>
+          <w:sz w:val="20"/>
+          <w:szCs w:val="20"/>
+        </w:rPr>
+        <w:t xml:space="preserve"> </w:t>
+      </w:r>
       <w:bookmarkEnd w:id="9"/>
-      <w:r>
-        <w:rPr>
-          <w:color w:val="000000"/>
-          <w:sz w:val="20"/>
-          <w:szCs w:val="20"/>
-        </w:rPr>
-        <w:t xml:space="preserve"> </w:t>
-      </w:r>
-      <w:bookmarkEnd w:id="10"/>
       <w:r>
         <w:rPr>
           <w:sz w:val="20"/>
@@ -3422,6 +3457,7 @@
           <w:szCs w:val="20"/>
           <w:lang w:val="uk-UA"/>
         </w:rPr>
+        <w:lastRenderedPageBreak/>
         <w:t>3.2</w:t>
       </w:r>
       <w:r>
@@ -3494,7 +3530,6 @@
           <w:szCs w:val="20"/>
           <w:lang w:val="uk-UA"/>
         </w:rPr>
-        <w:lastRenderedPageBreak/>
         <w:t xml:space="preserve"> </w:t>
       </w:r>
       <w:r>
@@ -4005,15 +4040,16 @@
         </w:rPr>
         <w:t xml:space="preserve">5.1. Цей Договір набирає чинності з </w:t>
       </w:r>
-      <w:bookmarkStart w:id="11" w:name="_Hlk3208475"/>
+      <w:bookmarkStart w:id="10" w:name="_Hlk3208475"/>
       <w:sdt>
         <w:sdtPr>
           <w:rPr>
+            <w:b/>
             <w:sz w:val="20"/>
             <w:szCs w:val="22"/>
           </w:rPr>
-          <w:alias w:val="docDateBeginC"/>
-          <w:tag w:val="docDateBeginC"/>
+          <w:alias w:val="docDateBegin"/>
+          <w:tag w:val="docDateBegin"/>
           <w:id w:val="-954788700"/>
           <w:placeholder>
             <w:docPart w:val="DefaultPlaceholder_-1854013440"/>
@@ -4034,20 +4070,46 @@
       </w:sdt>
       <w:r>
         <w:rPr>
+          <w:b/>
           <w:sz w:val="20"/>
           <w:szCs w:val="22"/>
-        </w:rPr>
-        <w:t xml:space="preserve">року і діє до  </w:t>
-      </w:r>
-      <w:bookmarkStart w:id="12" w:name="_Hlk3207534"/>
+          <w:lang w:val="ru-RU"/>
+        </w:rPr>
+        <w:t xml:space="preserve"> </w:t>
+      </w:r>
+      <w:r>
+        <w:rPr>
+          <w:b/>
+          <w:sz w:val="20"/>
+          <w:szCs w:val="22"/>
+        </w:rPr>
+        <w:t>року</w:t>
+      </w:r>
+      <w:r>
+        <w:rPr>
+          <w:sz w:val="20"/>
+          <w:szCs w:val="22"/>
+        </w:rPr>
+        <w:t xml:space="preserve"> і діє до</w:t>
+      </w:r>
+      <w:bookmarkStart w:id="11" w:name="_Hlk3207534"/>
+      <w:r>
+        <w:rPr>
+          <w:sz w:val="20"/>
+          <w:szCs w:val="22"/>
+          <w:lang w:val="ru-RU"/>
+        </w:rPr>
+        <w:t xml:space="preserve"> </w:t>
+      </w:r>
       <w:sdt>
         <w:sdtPr>
           <w:rPr>
+            <w:b/>
             <w:sz w:val="20"/>
             <w:szCs w:val="22"/>
           </w:rPr>
-          <w:alias w:val="docDateEndC"/>
-          <w:tag w:val="docDateEndC"/>
+          <w:alias w:val="docDateEnd"/>
+          <w:tag w:val="docDateEnd"/>
           <w:id w:val="1553884469"/>
           <w:placeholder>
             <w:docPart w:val="DefaultPlaceholder_-1854013440"/>
@@ -4066,14 +4128,31 @@
           </w:r>
         </w:sdtContent>
       </w:sdt>
+      <w:bookmarkEnd w:id="10"/>
       <w:bookmarkEnd w:id="11"/>
-      <w:bookmarkEnd w:id="12"/>
-      <w:r>
-        <w:rPr>
+      <w:r>
+        <w:rPr>
+          <w:b/>
           <w:sz w:val="20"/>
           <w:szCs w:val="22"/>
-        </w:rPr>
-        <w:t xml:space="preserve">року; при цьому, всі зобов’язання Користувача, що виникли під час дії даного Договору, залишаються в силі до їх повного виконання. </w:t>
+          <w:lang w:val="ru-RU"/>
+        </w:rPr>
+        <w:t xml:space="preserve"> </w:t>
+      </w:r>
+      <w:r>
+        <w:rPr>
+          <w:b/>
+          <w:sz w:val="20"/>
+          <w:szCs w:val="22"/>
+        </w:rPr>
+        <w:t>року</w:t>
+      </w:r>
+      <w:r>
+        <w:rPr>
+          <w:sz w:val="20"/>
+          <w:szCs w:val="22"/>
+        </w:rPr>
+        <w:t xml:space="preserve">; при цьому, всі зобов’язання Користувача, що виникли під час дії даного Договору, залишаються в силі до їх повного виконання. </w:t>
       </w:r>
     </w:p>
     <w:p>
@@ -4090,15 +4169,107 @@
           <w:sz w:val="20"/>
           <w:szCs w:val="22"/>
         </w:rPr>
-        <w:t xml:space="preserve">5.2. </w:t>
-      </w:r>
-      <w:r>
-        <w:rPr>
+        <w:t xml:space="preserve">5.2. Дія даного Договору автоматично продовжується строком на 1 рік з одночасним підвищенням розміру мінімального платежу авторської винагороди за попередній рік на </w:t>
+      </w:r>
+      <w:bookmarkStart w:id="12" w:name="_Hlk4080784"/>
+      <w:sdt>
+        <w:sdtPr>
+          <w:rPr>
+            <w:b/>
+            <w:bCs/>
+            <w:sz w:val="20"/>
+            <w:szCs w:val="22"/>
+            <w:lang w:val="ru-UA"/>
+          </w:rPr>
+          <w:alias w:val="prcntPrl"/>
+          <w:tag w:val="prcntPrl"/>
+          <w:id w:val="973418347"/>
+          <w:placeholder>
+            <w:docPart w:val="6A920B75A1564E5C9E7F839FA1CDDBAC"/>
+          </w:placeholder>
+          <w:showingPlcHdr/>
+          <w15:appearance w15:val="tags"/>
+          <w:text/>
+        </w:sdtPr>
+        <w:sdtContent>
+          <w:r>
+            <w:rPr>
+              <w:rStyle w:val="af3"/>
+            </w:rPr>
+            <w:t>Место для ввода текста.</w:t>
+          </w:r>
+        </w:sdtContent>
+      </w:sdt>
+      <w:r>
+        <w:rPr>
+          <w:b/>
+          <w:bCs/>
           <w:sz w:val="20"/>
           <w:szCs w:val="22"/>
-          <w:highlight w:val="yellow"/>
-        </w:rPr>
-        <w:t>Дія даного Договору автоматично продовжується строком на 1 рік з одночасним підвищенням розміру мінімального платежу авторської винагороди за попередній рік на ____ (_____________) %, - і так із року в рік.</w:t>
+          <w:lang w:val="ru-UA"/>
+        </w:rPr>
+        <w:t xml:space="preserve"> (</w:t>
+      </w:r>
+      <w:sdt>
+        <w:sdtPr>
+          <w:rPr>
+            <w:bCs/>
+            <w:sz w:val="20"/>
+            <w:szCs w:val="22"/>
+            <w:lang w:val="ru-UA"/>
+          </w:rPr>
+          <w:alias w:val="prcntPrlText"/>
+          <w:tag w:val="prcntPrlText"/>
+          <w:id w:val="-492410048"/>
+          <w:placeholder>
+            <w:docPart w:val="6A920B75A1564E5C9E7F839FA1CDDBAC"/>
+          </w:placeholder>
+          <w:showingPlcHdr/>
+          <w15:appearance w15:val="tags"/>
+          <w:text/>
+        </w:sdtPr>
+        <w:sdtContent>
+          <w:r>
+            <w:rPr>
+              <w:rStyle w:val="af3"/>
+            </w:rPr>
+            <w:t>Место для ввода текста.</w:t>
+          </w:r>
+        </w:sdtContent>
+      </w:sdt>
+      <w:r>
+        <w:rPr>
+          <w:b/>
+          <w:bCs/>
+          <w:sz w:val="20"/>
+          <w:szCs w:val="22"/>
+          <w:lang w:val="ru-UA"/>
+        </w:rPr>
+        <w:t>)</w:t>
+      </w:r>
+      <w:bookmarkEnd w:id="12"/>
+      <w:r>
+        <w:rPr>
+          <w:sz w:val="20"/>
+          <w:szCs w:val="22"/>
+          <w:lang w:val="ru-RU"/>
+        </w:rPr>
+        <w:t xml:space="preserve"> </w:t>
+      </w:r>
+      <w:r>
+        <w:rPr>
+          <w:b/>
+          <w:sz w:val="20"/>
+          <w:szCs w:val="22"/>
+        </w:rPr>
+        <w:t>%</w:t>
+      </w:r>
+      <w:r>
+        <w:rPr>
+          <w:sz w:val="20"/>
+          <w:szCs w:val="22"/>
+        </w:rPr>
+        <w:t>, - і так із року в рік.</w:t>
       </w:r>
     </w:p>
     <w:p>
@@ -4146,7 +4317,16 @@
           <w:sz w:val="20"/>
           <w:szCs w:val="22"/>
         </w:rPr>
-        <w:t>5.4. ГО УААСП має право розірвати даний Договір в односторонньому порядку, про що ГО УААСП зобов’язується письмово повідомити Користувача, шляхом надсилання рекомендованого листа або рекомендованого листа з повідомленням про вручення (на вибір ГО УААСП) на юридичну або поштову адресу Користувача не пізніше, ніж за 30 (тридцять) календарних днів до дати, з якої Договір підлягає розірванню, при цьому, всі зобов’язання Користувача, що виникли під час дії даного Договору, залишаються в силі до їх повного виконання. Договір вважається розірваним з дати, вказаної ГО УААСП у письмовому повідомленні, надісланому згідно вищевказаних умов.</w:t>
+        <w:t>5.4. ГО УААСП має право розірвати даний Договір в односторонньому поря</w:t>
+      </w:r>
+      <w:bookmarkStart w:id="13" w:name="_GoBack"/>
+      <w:bookmarkEnd w:id="13"/>
+      <w:r>
+        <w:rPr>
+          <w:sz w:val="20"/>
+          <w:szCs w:val="22"/>
+        </w:rPr>
+        <w:t>дку, про що ГО УААСП зобов’язується письмово повідомити Користувача, шляхом надсилання рекомендованого листа або рекомендованого листа з повідомленням про вручення (на вибір ГО УААСП) на юридичну або поштову адресу Користувача не пізніше, ніж за 30 (тридцять) календарних днів до дати, з якої Договір підлягає розірванню, при цьому, всі зобов’язання Користувача, що виникли під час дії даного Договору, залишаються в силі до їх повного виконання. Договір вважається розірваним з дати, вказаної ГО УААСП у письмовому повідомленні, надісланому згідно вищевказаних умов.</w:t>
       </w:r>
     </w:p>
     <w:p>
@@ -4177,7 +4357,15 @@
           <w:sz w:val="20"/>
           <w:szCs w:val="22"/>
         </w:rPr>
-        <w:t>ГО УААСП також у разі відмови Користувача від отримання листа або повернення листа за закінченням терміну зберігання, або вибуття адресата.</w:t>
+        <w:t xml:space="preserve">ГО </w:t>
+      </w:r>
+      <w:r>
+        <w:rPr>
+          <w:sz w:val="20"/>
+          <w:szCs w:val="22"/>
+        </w:rPr>
+        <w:lastRenderedPageBreak/>
+        <w:t>УААСП також у разі відмови Користувача від отримання листа або повернення листа за закінченням терміну зберігання, або вибуття адресата.</w:t>
       </w:r>
     </w:p>
     <w:p>
@@ -4258,7 +4446,6 @@
           <w:sz w:val="20"/>
           <w:szCs w:val="20"/>
         </w:rPr>
-        <w:lastRenderedPageBreak/>
         <w:t>6.1. Сторони звільняються від відповідальності за часткове чи повне невиконання зобов’язань за цим Договором, якщо це сталося за обставин, незалежних від волі Сторін і які виникли після підписання цього Договору, внаслідок подій непереборної сили (пожежа, повінь, землетрус, та інші стихійні лиха, набрання чинності законами та іншими нормативно-правовими актами органів державної влади), на які Сторони не могли вплинути чи їх передбачити. Строк виконання зобов’язань за даним договором подовжується на час дії таких обставин. Обставини непереборної сили мають засвідчуватись відповідним документом, що виданий Торгово-промисловою палатою України.</w:t>
       </w:r>
     </w:p>
@@ -4914,6 +5101,7 @@
           <w:sz w:val="20"/>
           <w:szCs w:val="20"/>
         </w:rPr>
+        <w:lastRenderedPageBreak/>
         <w:t xml:space="preserve">8.8. </w:t>
       </w:r>
       <w:r>
@@ -4995,7 +5183,6 @@
           <w:sz w:val="20"/>
           <w:szCs w:val="20"/>
         </w:rPr>
-        <w:lastRenderedPageBreak/>
         <w:t>8.</w:t>
       </w:r>
       <w:r>
@@ -5695,6 +5882,18 @@
               <w:bottom w:val="single" w:sz="4" w:space="0" w:color="auto"/>
             </w:tcBorders>
           </w:tcPr>
+          <w:p>
+            <w:pPr>
+              <w:ind w:right="-108"/>
+              <w:jc w:val="center"/>
+              <w:rPr>
+                <w:bCs w:val="0"/>
+                <w:sz w:val="20"/>
+                <w:szCs w:val="20"/>
+                <w:lang w:val="uk-UA"/>
+              </w:rPr>
+            </w:pPr>
+          </w:p>
           <w:p>
             <w:pPr>
               <w:ind w:right="-108"/>
@@ -5764,27 +5963,18 @@
             </w:pPr>
             <w:r>
               <w:rPr>
-                <w:sz w:val="18"/>
-                <w:szCs w:val="18"/>
-                <w:lang w:val="uk-UA"/>
-              </w:rPr>
-              <w:t>Юридична адреса:</w:t>
-            </w:r>
-            <w:r>
-              <w:rPr>
-                <w:b w:val="0"/>
-                <w:sz w:val="18"/>
-                <w:szCs w:val="18"/>
-                <w:lang w:val="uk-UA"/>
-              </w:rPr>
-              <w:t xml:space="preserve"> </w:t>
+                <w:sz w:val="20"/>
+                <w:szCs w:val="20"/>
+                <w:lang w:val="uk-UA"/>
+              </w:rPr>
+              <w:t xml:space="preserve">Юридична адреса: </w:t>
             </w:r>
             <w:sdt>
               <w:sdtPr>
                 <w:rPr>
                   <w:b w:val="0"/>
-                  <w:sz w:val="18"/>
-                  <w:szCs w:val="18"/>
+                  <w:sz w:val="20"/>
+                  <w:szCs w:val="20"/>
                   <w:lang w:val="uk-UA"/>
                 </w:rPr>
                 <w:alias w:val="CstLegalAddress"/>
@@ -5811,35 +6001,25 @@
           <w:p>
             <w:pPr>
               <w:rPr>
-                <w:b w:val="0"/>
-                <w:sz w:val="18"/>
-                <w:szCs w:val="18"/>
+                <w:sz w:val="20"/>
+                <w:szCs w:val="20"/>
                 <w:lang w:val="uk-UA"/>
               </w:rPr>
             </w:pPr>
             <w:r>
               <w:rPr>
-                <w:sz w:val="18"/>
-                <w:szCs w:val="18"/>
-                <w:lang w:val="uk-UA"/>
-              </w:rPr>
-              <w:t>Фактична адреса:</w:t>
-            </w:r>
-            <w:r>
-              <w:rPr>
-                <w:b w:val="0"/>
-                <w:sz w:val="18"/>
-                <w:szCs w:val="18"/>
-                <w:lang w:val="uk-UA"/>
-              </w:rPr>
-              <w:t xml:space="preserve"> </w:t>
+                <w:sz w:val="20"/>
+                <w:szCs w:val="20"/>
+                <w:lang w:val="uk-UA"/>
+              </w:rPr>
+              <w:t xml:space="preserve">Фактична адреса: </w:t>
             </w:r>
             <w:sdt>
               <w:sdtPr>
                 <w:rPr>
                   <w:b w:val="0"/>
-                  <w:sz w:val="18"/>
-                  <w:szCs w:val="18"/>
+                  <w:sz w:val="20"/>
+                  <w:szCs w:val="20"/>
                   <w:lang w:val="uk-UA"/>
                 </w:rPr>
                 <w:alias w:val="CstResidentialAddress"/>
@@ -5866,36 +6046,26 @@
           <w:p>
             <w:pPr>
               <w:rPr>
-                <w:b w:val="0"/>
-                <w:sz w:val="18"/>
-                <w:szCs w:val="18"/>
+                <w:sz w:val="20"/>
+                <w:szCs w:val="20"/>
                 <w:lang w:val="uk-UA"/>
               </w:rPr>
             </w:pPr>
             <w:r>
               <w:rPr>
-                <w:sz w:val="18"/>
-                <w:szCs w:val="18"/>
-                <w:lang w:val="uk-UA"/>
-              </w:rPr>
-              <w:t>Адреса для листування:</w:t>
-            </w:r>
-            <w:r>
-              <w:rPr>
-                <w:b w:val="0"/>
-                <w:sz w:val="18"/>
-                <w:szCs w:val="18"/>
-                <w:lang w:val="uk-UA"/>
-              </w:rPr>
-              <w:t xml:space="preserve"> </w:t>
+                <w:sz w:val="20"/>
+                <w:szCs w:val="20"/>
+                <w:lang w:val="uk-UA"/>
+              </w:rPr>
+              <w:t xml:space="preserve">Адреса для листування: </w:t>
             </w:r>
             <w:sdt>
               <w:sdtPr>
                 <w:rPr>
                   <w:b w:val="0"/>
                   <w:bCs w:val="0"/>
-                  <w:sz w:val="18"/>
-                  <w:szCs w:val="18"/>
+                  <w:sz w:val="20"/>
+                  <w:szCs w:val="20"/>
                   <w:lang w:val="uk-UA"/>
                 </w:rPr>
                 <w:alias w:val="CstCorrespAddress"/>
@@ -5922,18 +6092,16 @@
           <w:p>
             <w:pPr>
               <w:rPr>
-                <w:b w:val="0"/>
-                <w:sz w:val="18"/>
-                <w:szCs w:val="18"/>
+                <w:sz w:val="20"/>
+                <w:szCs w:val="20"/>
                 <w:lang w:val="uk-UA"/>
               </w:rPr>
             </w:pPr>
             <w:proofErr w:type="spellStart"/>
             <w:r>
               <w:rPr>
-                <w:b w:val="0"/>
-                <w:sz w:val="18"/>
-                <w:szCs w:val="18"/>
+                <w:sz w:val="20"/>
+                <w:szCs w:val="20"/>
                 <w:lang w:val="uk-UA"/>
               </w:rPr>
               <w:t>Тел</w:t>
@@ -5941,9 +6109,8 @@
             <w:proofErr w:type="spellEnd"/>
             <w:r>
               <w:rPr>
-                <w:b w:val="0"/>
-                <w:sz w:val="18"/>
-                <w:szCs w:val="18"/>
+                <w:sz w:val="20"/>
+                <w:szCs w:val="20"/>
                 <w:lang w:val="uk-UA"/>
               </w:rPr>
               <w:t xml:space="preserve">.: </w:t>
@@ -5952,8 +6119,8 @@
               <w:sdtPr>
                 <w:rPr>
                   <w:b w:val="0"/>
-                  <w:sz w:val="18"/>
-                  <w:szCs w:val="18"/>
+                  <w:sz w:val="20"/>
+                  <w:szCs w:val="20"/>
                   <w:lang w:val="uk-UA"/>
                 </w:rPr>
                 <w:alias w:val="CstPhone"/>
@@ -5980,55 +6147,59 @@
           <w:p>
             <w:pPr>
               <w:rPr>
-                <w:b w:val="0"/>
-                <w:sz w:val="18"/>
-                <w:szCs w:val="18"/>
+                <w:sz w:val="20"/>
+                <w:szCs w:val="20"/>
                 <w:lang w:val="uk-UA"/>
               </w:rPr>
             </w:pPr>
             <w:r>
               <w:rPr>
-                <w:b w:val="0"/>
-                <w:sz w:val="18"/>
-                <w:szCs w:val="18"/>
-                <w:lang w:val="uk-UA"/>
-              </w:rPr>
-              <w:t>факс:_____________________________</w:t>
-            </w:r>
-          </w:p>
-          <w:p>
-            <w:pPr>
-              <w:rPr>
-                <w:b w:val="0"/>
-                <w:sz w:val="18"/>
-                <w:szCs w:val="18"/>
-                <w:lang w:val="uk-UA"/>
-              </w:rPr>
-            </w:pPr>
-            <w:r>
-              <w:rPr>
-                <w:sz w:val="18"/>
-                <w:szCs w:val="18"/>
-                <w:lang w:val="uk-UA"/>
-              </w:rPr>
-              <w:t>Код ЄДРПОУ:</w:t>
+                <w:sz w:val="20"/>
+                <w:szCs w:val="20"/>
+                <w:lang w:val="uk-UA"/>
+              </w:rPr>
+              <w:t>факс:</w:t>
             </w:r>
             <w:r>
               <w:rPr>
-                <w:b w:val="0"/>
-                <w:sz w:val="18"/>
-                <w:szCs w:val="18"/>
+                <w:sz w:val="20"/>
+                <w:szCs w:val="20"/>
                 <w:lang w:val="uk-UA"/>
               </w:rPr>
               <w:t xml:space="preserve"> </w:t>
+            </w:r>
+            <w:r>
+              <w:rPr>
+                <w:sz w:val="20"/>
+                <w:szCs w:val="20"/>
+                <w:lang w:val="uk-UA"/>
+              </w:rPr>
+              <w:t>_____________________________</w:t>
+            </w:r>
+          </w:p>
+          <w:p>
+            <w:pPr>
+              <w:rPr>
+                <w:sz w:val="20"/>
+                <w:szCs w:val="20"/>
+                <w:lang w:val="uk-UA"/>
+              </w:rPr>
+            </w:pPr>
+            <w:r>
+              <w:rPr>
+                <w:sz w:val="20"/>
+                <w:szCs w:val="20"/>
+                <w:lang w:val="uk-UA"/>
+              </w:rPr>
+              <w:t xml:space="preserve">Код ЄДРПОУ: </w:t>
             </w:r>
             <w:sdt>
               <w:sdtPr>
                 <w:rPr>
                   <w:b w:val="0"/>
                   <w:bCs w:val="0"/>
-                  <w:sz w:val="18"/>
-                  <w:szCs w:val="18"/>
+                  <w:sz w:val="20"/>
+                  <w:szCs w:val="20"/>
                   <w:lang w:val="uk-UA"/>
                 </w:rPr>
                 <w:alias w:val="CstEDRPOU"/>
@@ -6055,25 +6226,31 @@
           <w:p>
             <w:pPr>
               <w:rPr>
-                <w:b w:val="0"/>
-                <w:sz w:val="18"/>
-                <w:szCs w:val="18"/>
+                <w:sz w:val="20"/>
+                <w:szCs w:val="20"/>
                 <w:lang w:val="uk-UA"/>
               </w:rPr>
             </w:pPr>
             <w:r>
               <w:rPr>
-                <w:sz w:val="18"/>
-                <w:szCs w:val="18"/>
+                <w:sz w:val="20"/>
+                <w:szCs w:val="20"/>
                 <w:lang w:val="uk-UA"/>
               </w:rPr>
               <w:t>Банк</w:t>
             </w:r>
             <w:r>
               <w:rPr>
-                <w:b w:val="0"/>
-                <w:sz w:val="18"/>
-                <w:szCs w:val="18"/>
+                <w:sz w:val="20"/>
+                <w:szCs w:val="20"/>
+                <w:lang w:val="uk-UA"/>
+              </w:rPr>
+              <w:t>:</w:t>
+            </w:r>
+            <w:r>
+              <w:rPr>
+                <w:sz w:val="20"/>
+                <w:szCs w:val="20"/>
                 <w:lang w:val="uk-UA"/>
               </w:rPr>
               <w:t xml:space="preserve"> </w:t>
@@ -6083,8 +6260,8 @@
                 <w:rPr>
                   <w:b w:val="0"/>
                   <w:bCs w:val="0"/>
-                  <w:sz w:val="18"/>
-                  <w:szCs w:val="18"/>
+                  <w:sz w:val="20"/>
+                  <w:szCs w:val="20"/>
                   <w:lang w:val="uk-UA"/>
                 </w:rPr>
                 <w:alias w:val="CstBankName"/>
@@ -6111,36 +6288,26 @@
           <w:p>
             <w:pPr>
               <w:rPr>
-                <w:b w:val="0"/>
-                <w:sz w:val="18"/>
-                <w:szCs w:val="18"/>
+                <w:sz w:val="20"/>
+                <w:szCs w:val="20"/>
                 <w:lang w:val="uk-UA"/>
               </w:rPr>
             </w:pPr>
             <w:r>
               <w:rPr>
-                <w:sz w:val="18"/>
-                <w:szCs w:val="18"/>
-                <w:lang w:val="uk-UA"/>
-              </w:rPr>
-              <w:t>МФО:</w:t>
-            </w:r>
-            <w:r>
-              <w:rPr>
-                <w:b w:val="0"/>
-                <w:sz w:val="18"/>
-                <w:szCs w:val="18"/>
-                <w:lang w:val="uk-UA"/>
-              </w:rPr>
-              <w:t xml:space="preserve"> </w:t>
+                <w:sz w:val="20"/>
+                <w:szCs w:val="20"/>
+                <w:lang w:val="uk-UA"/>
+              </w:rPr>
+              <w:t xml:space="preserve">МФО: </w:t>
             </w:r>
             <w:sdt>
               <w:sdtPr>
                 <w:rPr>
                   <w:b w:val="0"/>
                   <w:bCs w:val="0"/>
-                  <w:sz w:val="18"/>
-                  <w:szCs w:val="18"/>
+                  <w:sz w:val="20"/>
+                  <w:szCs w:val="20"/>
                   <w:lang w:val="uk-UA"/>
                 </w:rPr>
                 <w:alias w:val="CstBankMFO"/>
@@ -6167,36 +6334,26 @@
           <w:p>
             <w:pPr>
               <w:rPr>
-                <w:b w:val="0"/>
-                <w:sz w:val="18"/>
-                <w:szCs w:val="18"/>
+                <w:sz w:val="20"/>
+                <w:szCs w:val="20"/>
                 <w:lang w:val="uk-UA"/>
               </w:rPr>
             </w:pPr>
             <w:r>
               <w:rPr>
-                <w:sz w:val="18"/>
-                <w:szCs w:val="18"/>
-                <w:lang w:val="uk-UA"/>
-              </w:rPr>
-              <w:t>р/р</w:t>
-            </w:r>
-            <w:r>
-              <w:rPr>
-                <w:b w:val="0"/>
-                <w:sz w:val="18"/>
-                <w:szCs w:val="18"/>
-                <w:lang w:val="uk-UA"/>
-              </w:rPr>
-              <w:t xml:space="preserve"> </w:t>
+                <w:sz w:val="20"/>
+                <w:szCs w:val="20"/>
+                <w:lang w:val="uk-UA"/>
+              </w:rPr>
+              <w:t xml:space="preserve">р/р </w:t>
             </w:r>
             <w:sdt>
               <w:sdtPr>
                 <w:rPr>
                   <w:b w:val="0"/>
                   <w:bCs w:val="0"/>
-                  <w:sz w:val="18"/>
-                  <w:szCs w:val="18"/>
+                  <w:sz w:val="20"/>
+                  <w:szCs w:val="20"/>
                   <w:lang w:val="uk-UA"/>
                 </w:rPr>
                 <w:alias w:val="CstAcc"/>
@@ -6223,43 +6380,33 @@
           <w:p>
             <w:pPr>
               <w:rPr>
-                <w:b w:val="0"/>
-                <w:sz w:val="18"/>
-                <w:szCs w:val="18"/>
+                <w:sz w:val="20"/>
+                <w:szCs w:val="20"/>
                 <w:lang w:val="uk-UA"/>
               </w:rPr>
             </w:pPr>
             <w:r>
               <w:rPr>
-                <w:sz w:val="18"/>
-                <w:szCs w:val="18"/>
-                <w:lang w:val="uk-UA"/>
-              </w:rPr>
-              <w:t>Свідоцтво №</w:t>
-            </w:r>
-            <w:r>
-              <w:rPr>
-                <w:b w:val="0"/>
-                <w:sz w:val="18"/>
-                <w:szCs w:val="18"/>
-                <w:lang w:val="uk-UA"/>
-              </w:rPr>
-              <w:t xml:space="preserve"> </w:t>
+                <w:sz w:val="20"/>
+                <w:szCs w:val="20"/>
+                <w:lang w:val="uk-UA"/>
+              </w:rPr>
+              <w:t xml:space="preserve">Свідоцтво № </w:t>
             </w:r>
             <w:sdt>
               <w:sdtPr>
                 <w:rPr>
                   <w:b w:val="0"/>
                   <w:bCs w:val="0"/>
-                  <w:sz w:val="18"/>
-                  <w:szCs w:val="18"/>
+                  <w:sz w:val="20"/>
+                  <w:szCs w:val="20"/>
                   <w:lang w:val="uk-UA"/>
                 </w:rPr>
-                <w:alias w:val="CstAcc"/>
-                <w:tag w:val="CstAcc"/>
-                <w:id w:val="1575388416"/>
+                <w:alias w:val="CstRegNumber"/>
+                <w:tag w:val="CstRegNumber"/>
+                <w:id w:val="-1794891208"/>
                 <w:placeholder>
-                  <w:docPart w:val="68D7AC08AD8941638F77DE2EA0E74A65"/>
+                  <w:docPart w:val="F76667F16BEA43EDA60004EAC5B4F996"/>
                 </w:placeholder>
                 <w:showingPlcHdr/>
                 <w15:appearance w15:val="tags"/>
@@ -6270,6 +6417,7 @@
                 <w:r>
                   <w:rPr>
                     <w:rStyle w:val="af3"/>
+                    <w:lang w:val="uk-UA"/>
                   </w:rPr>
                   <w:t>Место для ввода текста.</w:t>
                 </w:r>
@@ -6277,26 +6425,25 @@
             </w:sdt>
             <w:r>
               <w:rPr>
-                <w:b w:val="0"/>
-                <w:sz w:val="18"/>
-                <w:szCs w:val="18"/>
+                <w:sz w:val="20"/>
+                <w:szCs w:val="20"/>
                 <w:lang w:val="uk-UA"/>
               </w:rPr>
               <w:t xml:space="preserve"> </w:t>
             </w:r>
             <w:r>
               <w:rPr>
-                <w:sz w:val="18"/>
-                <w:szCs w:val="18"/>
+                <w:b w:val="0"/>
+                <w:sz w:val="20"/>
+                <w:szCs w:val="20"/>
                 <w:lang w:val="uk-UA"/>
               </w:rPr>
               <w:t>від</w:t>
             </w:r>
             <w:r>
               <w:rPr>
-                <w:b w:val="0"/>
-                <w:sz w:val="18"/>
-                <w:szCs w:val="18"/>
+                <w:sz w:val="20"/>
+                <w:szCs w:val="20"/>
                 <w:lang w:val="uk-UA"/>
               </w:rPr>
               <w:t xml:space="preserve"> </w:t>
@@ -6305,16 +6452,15 @@
               <w:sdtPr>
                 <w:rPr>
                   <w:b w:val="0"/>
-                  <w:bCs w:val="0"/>
-                  <w:sz w:val="18"/>
-                  <w:szCs w:val="18"/>
+                  <w:sz w:val="20"/>
+                  <w:szCs w:val="20"/>
                   <w:lang w:val="uk-UA"/>
                 </w:rPr>
-                <w:alias w:val="CstAcc"/>
-                <w:tag w:val="CstAcc"/>
-                <w:id w:val="1488436807"/>
+                <w:alias w:val="CstRegData"/>
+                <w:tag w:val="CstRegData"/>
+                <w:id w:val="1267500302"/>
                 <w:placeholder>
-                  <w:docPart w:val="A6230E9F9A1E4ADB9566BE85DE294178"/>
+                  <w:docPart w:val="F76667F16BEA43EDA60004EAC5B4F996"/>
                 </w:placeholder>
                 <w:showingPlcHdr/>
                 <w15:appearance w15:val="tags"/>
@@ -6325,6 +6471,7 @@
                 <w:r>
                   <w:rPr>
                     <w:rStyle w:val="af3"/>
+                    <w:lang w:val="uk-UA"/>
                   </w:rPr>
                   <w:t>Место для ввода текста.</w:t>
                 </w:r>
@@ -6332,9 +6479,8 @@
             </w:sdt>
             <w:r>
               <w:rPr>
-                <w:b w:val="0"/>
-                <w:sz w:val="18"/>
-                <w:szCs w:val="18"/>
+                <w:sz w:val="20"/>
+                <w:szCs w:val="20"/>
                 <w:lang w:val="uk-UA"/>
               </w:rPr>
               <w:t xml:space="preserve"> р.</w:t>
@@ -6343,26 +6489,22 @@
           <w:p>
             <w:pPr>
               <w:rPr>
-                <w:b w:val="0"/>
-                <w:sz w:val="18"/>
-                <w:szCs w:val="18"/>
-                <w:lang w:val="uk-UA"/>
+                <w:sz w:val="20"/>
+                <w:szCs w:val="20"/>
               </w:rPr>
             </w:pPr>
             <w:r>
               <w:rPr>
-                <w:sz w:val="18"/>
-                <w:szCs w:val="18"/>
-                <w:lang w:val="uk-UA"/>
-              </w:rPr>
-              <w:t>Індивідуальний податковий №</w:t>
+                <w:sz w:val="20"/>
+                <w:szCs w:val="20"/>
+                <w:lang w:val="uk-UA"/>
+              </w:rPr>
+              <w:t>Є платником</w:t>
             </w:r>
             <w:r>
               <w:rPr>
-                <w:b w:val="0"/>
-                <w:sz w:val="18"/>
-                <w:szCs w:val="18"/>
-                <w:lang w:val="uk-UA"/>
+                <w:sz w:val="20"/>
+                <w:szCs w:val="20"/>
               </w:rPr>
               <w:t xml:space="preserve"> </w:t>
             </w:r>
@@ -6371,8 +6513,55 @@
                 <w:rPr>
                   <w:b w:val="0"/>
                   <w:bCs w:val="0"/>
-                  <w:sz w:val="18"/>
-                  <w:szCs w:val="18"/>
+                  <w:sz w:val="20"/>
+                  <w:szCs w:val="20"/>
+                  <w:lang w:val="uk-UA"/>
+                </w:rPr>
+                <w:alias w:val="CstVATType"/>
+                <w:tag w:val="CstVATType"/>
+                <w:id w:val="25303977"/>
+                <w:placeholder>
+                  <w:docPart w:val="4D229267F25B419DAE575444E75B81A9"/>
+                </w:placeholder>
+                <w:showingPlcHdr/>
+                <w15:appearance w15:val="tags"/>
+                <w:text/>
+              </w:sdtPr>
+              <w:sdtEndPr/>
+              <w:sdtContent>
+                <w:r>
+                  <w:rPr>
+                    <w:rStyle w:val="af3"/>
+                    <w:lang w:val="uk-UA"/>
+                  </w:rPr>
+                  <w:t>Место для ввода текста.</w:t>
+                </w:r>
+              </w:sdtContent>
+            </w:sdt>
+          </w:p>
+          <w:p>
+            <w:pPr>
+              <w:rPr>
+                <w:sz w:val="20"/>
+                <w:szCs w:val="20"/>
+                <w:lang w:val="uk-UA"/>
+              </w:rPr>
+            </w:pPr>
+            <w:r>
+              <w:rPr>
+                <w:sz w:val="20"/>
+                <w:szCs w:val="20"/>
+                <w:lang w:val="uk-UA"/>
+              </w:rPr>
+              <w:t xml:space="preserve">Індивідуальний податковий № </w:t>
+            </w:r>
+            <w:sdt>
+              <w:sdtPr>
+                <w:rPr>
+                  <w:b w:val="0"/>
+                  <w:bCs w:val="0"/>
+                  <w:sz w:val="20"/>
+                  <w:szCs w:val="20"/>
                   <w:lang w:val="uk-UA"/>
                 </w:rPr>
                 <w:alias w:val="CstVAT"/>
@@ -6399,91 +6588,33 @@
           <w:p>
             <w:pPr>
               <w:rPr>
+                <w:sz w:val="20"/>
+                <w:szCs w:val="20"/>
+                <w:lang w:val="uk-UA"/>
+              </w:rPr>
+            </w:pPr>
+            <w:r>
+              <w:rPr>
+                <w:sz w:val="20"/>
+                <w:szCs w:val="20"/>
+                <w:lang w:val="uk-UA"/>
+              </w:rPr>
+              <w:t>http://_____________________________________</w:t>
+            </w:r>
+          </w:p>
+          <w:p>
+            <w:pPr>
+              <w:rPr>
                 <w:b w:val="0"/>
                 <w:sz w:val="18"/>
                 <w:szCs w:val="18"/>
+                <w:lang w:val="uk-UA"/>
               </w:rPr>
             </w:pPr>
             <w:r>
               <w:rPr>
-                <w:sz w:val="18"/>
-                <w:szCs w:val="18"/>
-                <w:lang w:val="uk-UA"/>
-              </w:rPr>
-              <w:t>Є платником</w:t>
-            </w:r>
-            <w:r>
-              <w:rPr>
-                <w:b w:val="0"/>
-                <w:sz w:val="18"/>
-                <w:szCs w:val="18"/>
-              </w:rPr>
-              <w:t xml:space="preserve"> </w:t>
-            </w:r>
-            <w:sdt>
-              <w:sdtPr>
-                <w:rPr>
-                  <w:b w:val="0"/>
-                  <w:bCs w:val="0"/>
-                  <w:sz w:val="18"/>
-                  <w:szCs w:val="18"/>
-                  <w:lang w:val="uk-UA"/>
-                </w:rPr>
-                <w:alias w:val="CstVATType"/>
-                <w:tag w:val="CstVATType"/>
-                <w:id w:val="25303977"/>
-                <w:placeholder>
-                  <w:docPart w:val="186DD0B079D2434DA4EE660A90D09718"/>
-                </w:placeholder>
-                <w:showingPlcHdr/>
-                <w15:appearance w15:val="tags"/>
-                <w:text/>
-              </w:sdtPr>
-              <w:sdtEndPr/>
-              <w:sdtContent>
-                <w:r>
-                  <w:rPr>
-                    <w:rStyle w:val="af3"/>
-                    <w:lang w:val="uk-UA"/>
-                  </w:rPr>
-                  <w:t>Место для ввода текста.</w:t>
-                </w:r>
-              </w:sdtContent>
-            </w:sdt>
-          </w:p>
-          <w:p>
-            <w:pPr>
-              <w:rPr>
-                <w:b w:val="0"/>
-                <w:sz w:val="18"/>
-                <w:szCs w:val="18"/>
-                <w:lang w:val="uk-UA"/>
-              </w:rPr>
-            </w:pPr>
-            <w:r>
-              <w:rPr>
-                <w:b w:val="0"/>
-                <w:sz w:val="18"/>
-                <w:szCs w:val="18"/>
-                <w:lang w:val="uk-UA"/>
-              </w:rPr>
-              <w:t>http://___________________________________________________</w:t>
-            </w:r>
-          </w:p>
-          <w:p>
-            <w:pPr>
-              <w:rPr>
-                <w:b w:val="0"/>
-                <w:sz w:val="18"/>
-                <w:szCs w:val="18"/>
-                <w:lang w:val="uk-UA"/>
-              </w:rPr>
-            </w:pPr>
-            <w:r>
-              <w:rPr>
-                <w:b w:val="0"/>
-                <w:sz w:val="18"/>
-                <w:szCs w:val="18"/>
+                <w:sz w:val="20"/>
+                <w:szCs w:val="20"/>
                 <w:lang w:val="uk-UA"/>
               </w:rPr>
               <w:t>E-</w:t>
@@ -6491,9 +6622,8 @@
             <w:proofErr w:type="spellStart"/>
             <w:r>
               <w:rPr>
-                <w:b w:val="0"/>
-                <w:sz w:val="18"/>
-                <w:szCs w:val="18"/>
+                <w:sz w:val="20"/>
+                <w:szCs w:val="20"/>
                 <w:lang w:val="uk-UA"/>
               </w:rPr>
               <w:t>mail</w:t>
@@ -6501,12 +6631,20 @@
             <w:proofErr w:type="spellEnd"/>
             <w:r>
               <w:rPr>
+                <w:sz w:val="20"/>
+                <w:szCs w:val="20"/>
+                <w:lang w:val="uk-UA"/>
+              </w:rPr>
+              <w:t>:</w:t>
+            </w:r>
+            <w:r>
+              <w:rPr>
                 <w:b w:val="0"/>
                 <w:sz w:val="18"/>
                 <w:szCs w:val="18"/>
                 <w:lang w:val="uk-UA"/>
               </w:rPr>
-              <w:t>: _________________________________________________</w:t>
+              <w:t xml:space="preserve"> _______________________________________</w:t>
             </w:r>
           </w:p>
           <w:p>
@@ -6519,29 +6657,10 @@
               </w:rPr>
             </w:pPr>
           </w:p>
-          <w:p>
-            <w:pPr>
-              <w:pStyle w:val="a3"/>
-              <w:ind w:right="0"/>
-              <w:rPr>
-                <w:sz w:val="18"/>
-                <w:szCs w:val="18"/>
-                <w:vertAlign w:val="superscript"/>
-              </w:rPr>
-            </w:pPr>
-            <w:r>
-              <w:rPr>
-                <w:sz w:val="18"/>
-                <w:szCs w:val="18"/>
-                <w:vertAlign w:val="superscript"/>
-              </w:rPr>
-              <w:t xml:space="preserve">                </w:t>
-            </w:r>
-          </w:p>
           <w:tbl>
             <w:tblPr>
               <w:tblStyle w:val="af"/>
-              <w:tblW w:w="0" w:type="auto"/>
+              <w:tblW w:w="5160" w:type="dxa"/>
               <w:tblInd w:w="0" w:type="dxa"/>
               <w:tblBorders>
                 <w:top w:val="none" w:sz="0" w:space="0" w:color="auto"/>
@@ -6571,6 +6690,7 @@
                 </w:tcPr>
                 <w:p>
                   <w:pPr>
+                    <w:jc w:val="center"/>
                     <w:rPr>
                       <w:color w:val="000000"/>
                       <w:sz w:val="18"/>
@@ -6585,7 +6705,7 @@
                       <w:szCs w:val="18"/>
                       <w:lang w:val="uk-UA"/>
                     </w:rPr>
-                    <w:t>________________</w:t>
+                    <w:t>_____________</w:t>
                   </w:r>
                   <w:r>
                     <w:rPr>
@@ -6603,19 +6723,8 @@
                       <w:szCs w:val="18"/>
                       <w:lang w:val="uk-UA"/>
                     </w:rPr>
-                    <w:t xml:space="preserve">  </w:t>
+                    <w:t>__</w:t>
                   </w:r>
-                </w:p>
-                <w:p>
-                  <w:pPr>
-                    <w:jc w:val="both"/>
-                    <w:rPr>
-                      <w:color w:val="000000"/>
-                      <w:sz w:val="18"/>
-                      <w:szCs w:val="18"/>
-                      <w:lang w:val="uk-UA"/>
-                    </w:rPr>
-                  </w:pPr>
                   <w:r>
                     <w:rPr>
                       <w:color w:val="000000"/>
@@ -6643,7 +6752,7 @@
                       <w:vertAlign w:val="superscript"/>
                       <w:lang w:val="uk-UA"/>
                     </w:rPr>
-                    <w:t xml:space="preserve">.           (підпис)                   </w:t>
+                    <w:t>.           (підпис)</w:t>
                   </w:r>
                 </w:p>
               </w:tc>
@@ -6655,8 +6764,8 @@
                   <w:pPr>
                     <w:rPr>
                       <w:color w:val="000000"/>
-                      <w:sz w:val="16"/>
-                      <w:szCs w:val="16"/>
+                      <w:sz w:val="18"/>
+                      <w:szCs w:val="18"/>
                       <w:lang w:val="uk-UA"/>
                     </w:rPr>
                   </w:pPr>
@@ -6681,13 +6790,12 @@
                   <w:sdt>
                     <w:sdtPr>
                       <w:rPr>
-                        <w:b w:val="0"/>
-                        <w:sz w:val="18"/>
-                        <w:szCs w:val="18"/>
+                        <w:sz w:val="20"/>
+                        <w:szCs w:val="20"/>
                         <w:lang w:val="uk-UA"/>
                       </w:rPr>
-                      <w:alias w:val="CstPerson"/>
-                      <w:tag w:val="CstPerson"/>
+                      <w:alias w:val="CstPerson1"/>
+                      <w:tag w:val="CstPerson1"/>
                       <w:id w:val="433098122"/>
                       <w:placeholder>
                         <w:docPart w:val="0C849767B0F54349869CC58C8381238A"/>
@@ -6716,16 +6824,6 @@
                     <w:t xml:space="preserve"> /</w:t>
                   </w:r>
                 </w:p>
-                <w:p>
-                  <w:pPr>
-                    <w:rPr>
-                      <w:color w:val="000000"/>
-                      <w:sz w:val="18"/>
-                      <w:szCs w:val="18"/>
-                      <w:lang w:val="uk-UA"/>
-                    </w:rPr>
-                  </w:pPr>
-                </w:p>
               </w:tc>
             </w:tr>
           </w:tbl>
@@ -6892,6 +6990,7 @@
                 <w:szCs w:val="20"/>
                 <w:lang w:val="uk-UA"/>
               </w:rPr>
+              <w:lastRenderedPageBreak/>
               <w:t xml:space="preserve">Інспектор/Представник: </w:t>
             </w:r>
           </w:p>
@@ -6992,6 +7091,7 @@
                 <w:szCs w:val="20"/>
                 <w:lang w:val="uk-UA"/>
               </w:rPr>
+              <w:lastRenderedPageBreak/>
               <w:t>Супроводження Договору здійснює:</w:t>
             </w:r>
           </w:p>
@@ -7066,6 +7166,7 @@
                 <w:szCs w:val="20"/>
                 <w:lang w:val="uk-UA"/>
               </w:rPr>
+              <w:lastRenderedPageBreak/>
               <w:t>тел</w:t>
             </w:r>
             <w:proofErr w:type="spellEnd"/>
@@ -7077,7 +7178,7 @@
                 <w:szCs w:val="20"/>
                 <w:lang w:val="uk-UA"/>
               </w:rPr>
-              <w:t xml:space="preserve">.:   </w:t>
+              <w:t xml:space="preserve">.: </w:t>
             </w:r>
             <w:sdt>
               <w:sdtPr>
@@ -21341,7 +21442,6 @@
   <w:style w:type="character" w:default="1" w:styleId="a0">
     <w:name w:val="Default Paragraph Font"/>
     <w:uiPriority w:val="1"/>
-    <w:semiHidden/>
     <w:unhideWhenUsed/>
   </w:style>
   <w:style w:type="table" w:default="1" w:styleId="a1">
@@ -22117,35 +22217,6 @@
     </w:docPart>
     <w:docPart>
       <w:docPartPr>
-        <w:name w:val="5772A0EAA7E14CD69AC1B79C9887FC2C"/>
-        <w:category>
-          <w:name w:val="Общие"/>
-          <w:gallery w:val="placeholder"/>
-        </w:category>
-        <w:types>
-          <w:type w:val="bbPlcHdr"/>
-        </w:types>
-        <w:behaviors>
-          <w:behavior w:val="content"/>
-        </w:behaviors>
-        <w:guid w:val="{F4B9B813-996B-4CE9-9F0E-2C874BD0ED93}"/>
-      </w:docPartPr>
-      <w:docPartBody>
-        <w:p>
-          <w:pPr>
-            <w:pStyle w:val="5772A0EAA7E14CD69AC1B79C9887FC2C"/>
-          </w:pPr>
-          <w:r>
-            <w:rPr>
-              <w:rStyle w:val="a3"/>
-            </w:rPr>
-            <w:t>Выберите стандартный блок.</w:t>
-          </w:r>
-        </w:p>
-      </w:docPartBody>
-    </w:docPart>
-    <w:docPart>
-      <w:docPartPr>
         <w:name w:val="436ABF51F74A4D589B9B8341129C1062"/>
         <w:category>
           <w:name w:val="Общие"/>
@@ -22613,64 +22684,6 @@
     </w:docPart>
     <w:docPart>
       <w:docPartPr>
-        <w:name w:val="68D7AC08AD8941638F77DE2EA0E74A65"/>
-        <w:category>
-          <w:name w:val="Общие"/>
-          <w:gallery w:val="placeholder"/>
-        </w:category>
-        <w:types>
-          <w:type w:val="bbPlcHdr"/>
-        </w:types>
-        <w:behaviors>
-          <w:behavior w:val="content"/>
-        </w:behaviors>
-        <w:guid w:val="{F7F2D561-FAC8-4AA6-9236-85C2DABF2F02}"/>
-      </w:docPartPr>
-      <w:docPartBody>
-        <w:p>
-          <w:pPr>
-            <w:pStyle w:val="68D7AC08AD8941638F77DE2EA0E74A65"/>
-          </w:pPr>
-          <w:r>
-            <w:rPr>
-              <w:rStyle w:val="a3"/>
-            </w:rPr>
-            <w:t>Место для ввода текста.</w:t>
-          </w:r>
-        </w:p>
-      </w:docPartBody>
-    </w:docPart>
-    <w:docPart>
-      <w:docPartPr>
-        <w:name w:val="A6230E9F9A1E4ADB9566BE85DE294178"/>
-        <w:category>
-          <w:name w:val="Общие"/>
-          <w:gallery w:val="placeholder"/>
-        </w:category>
-        <w:types>
-          <w:type w:val="bbPlcHdr"/>
-        </w:types>
-        <w:behaviors>
-          <w:behavior w:val="content"/>
-        </w:behaviors>
-        <w:guid w:val="{D37C5771-6713-41B0-AA6E-D5601109020E}"/>
-      </w:docPartPr>
-      <w:docPartBody>
-        <w:p>
-          <w:pPr>
-            <w:pStyle w:val="A6230E9F9A1E4ADB9566BE85DE294178"/>
-          </w:pPr>
-          <w:r>
-            <w:rPr>
-              <w:rStyle w:val="a3"/>
-            </w:rPr>
-            <w:t>Место для ввода текста.</w:t>
-          </w:r>
-        </w:p>
-      </w:docPartBody>
-    </w:docPart>
-    <w:docPart>
-      <w:docPartPr>
         <w:name w:val="626E7686232D4A219B8A7A00B9DB1375"/>
         <w:category>
           <w:name w:val="Общие"/>
@@ -22692,36 +22705,6 @@
           <w:r>
             <w:rPr>
               <w:rStyle w:val="a3"/>
-            </w:rPr>
-            <w:t>Место для ввода текста.</w:t>
-          </w:r>
-        </w:p>
-      </w:docPartBody>
-    </w:docPart>
-    <w:docPart>
-      <w:docPartPr>
-        <w:name w:val="186DD0B079D2434DA4EE660A90D09718"/>
-        <w:category>
-          <w:name w:val="Общие"/>
-          <w:gallery w:val="placeholder"/>
-        </w:category>
-        <w:types>
-          <w:type w:val="bbPlcHdr"/>
-        </w:types>
-        <w:behaviors>
-          <w:behavior w:val="content"/>
-        </w:behaviors>
-        <w:guid w:val="{EAFABAD8-43A7-4245-9FD0-DFC8BF445B1B}"/>
-      </w:docPartPr>
-      <w:docPartBody>
-        <w:p>
-          <w:pPr>
-            <w:pStyle w:val="186DD0B079D2434DA4EE660A90D09718"/>
-          </w:pPr>
-          <w:r>
-            <w:rPr>
-              <w:rStyle w:val="a3"/>
-              <w:lang w:val="uk-UA"/>
             </w:rPr>
             <w:t>Место для ввода текста.</w:t>
           </w:r>
@@ -22805,6 +22788,121 @@
         <w:p>
           <w:pPr>
             <w:pStyle w:val="3903092185D447E58F35D8342B78B71C"/>
+          </w:pPr>
+          <w:r>
+            <w:rPr>
+              <w:rStyle w:val="a3"/>
+            </w:rPr>
+            <w:t>Место для ввода текста.</w:t>
+          </w:r>
+        </w:p>
+      </w:docPartBody>
+    </w:docPart>
+    <w:docPart>
+      <w:docPartPr>
+        <w:name w:val="F76667F16BEA43EDA60004EAC5B4F996"/>
+        <w:category>
+          <w:name w:val="Общие"/>
+          <w:gallery w:val="placeholder"/>
+        </w:category>
+        <w:types>
+          <w:type w:val="bbPlcHdr"/>
+        </w:types>
+        <w:behaviors>
+          <w:behavior w:val="content"/>
+        </w:behaviors>
+        <w:guid w:val="{6EB937DC-B4AF-4C10-B251-87A07F846D40}"/>
+      </w:docPartPr>
+      <w:docPartBody>
+        <w:p>
+          <w:pPr>
+            <w:pStyle w:val="F76667F16BEA43EDA60004EAC5B4F996"/>
+          </w:pPr>
+          <w:r>
+            <w:rPr>
+              <w:rStyle w:val="a3"/>
+              <w:lang w:val="uk-UA"/>
+            </w:rPr>
+            <w:t>Место для ввода текста.</w:t>
+          </w:r>
+        </w:p>
+      </w:docPartBody>
+    </w:docPart>
+    <w:docPart>
+      <w:docPartPr>
+        <w:name w:val="4D229267F25B419DAE575444E75B81A9"/>
+        <w:category>
+          <w:name w:val="Общие"/>
+          <w:gallery w:val="placeholder"/>
+        </w:category>
+        <w:types>
+          <w:type w:val="bbPlcHdr"/>
+        </w:types>
+        <w:behaviors>
+          <w:behavior w:val="content"/>
+        </w:behaviors>
+        <w:guid w:val="{C5CDA1D9-6CE6-4F3B-B56C-EDC562C07E82}"/>
+      </w:docPartPr>
+      <w:docPartBody>
+        <w:p>
+          <w:pPr>
+            <w:pStyle w:val="4D229267F25B419DAE575444E75B81A9"/>
+          </w:pPr>
+          <w:r>
+            <w:rPr>
+              <w:rStyle w:val="a3"/>
+              <w:lang w:val="uk-UA"/>
+            </w:rPr>
+            <w:t>Место для ввода текста.</w:t>
+          </w:r>
+        </w:p>
+      </w:docPartBody>
+    </w:docPart>
+    <w:docPart>
+      <w:docPartPr>
+        <w:name w:val="DefaultPlaceholder_-1854013436"/>
+        <w:category>
+          <w:name w:val="Общие"/>
+          <w:gallery w:val="placeholder"/>
+        </w:category>
+        <w:types>
+          <w:type w:val="bbPlcHdr"/>
+        </w:types>
+        <w:behaviors>
+          <w:behavior w:val="content"/>
+        </w:behaviors>
+        <w:guid w:val="{B7BA5337-286D-4F3C-B786-6004391BCB4E}"/>
+      </w:docPartPr>
+      <w:docPartBody>
+        <w:p>
+          <w:r>
+            <w:rPr>
+              <w:rStyle w:val="a3"/>
+            </w:rPr>
+            <w:t>Выберите стандартный блок.</w:t>
+          </w:r>
+        </w:p>
+      </w:docPartBody>
+    </w:docPart>
+    <w:docPart>
+      <w:docPartPr>
+        <w:name w:val="6A920B75A1564E5C9E7F839FA1CDDBAC"/>
+        <w:category>
+          <w:name w:val="Общие"/>
+          <w:gallery w:val="placeholder"/>
+        </w:category>
+        <w:types>
+          <w:type w:val="bbPlcHdr"/>
+        </w:types>
+        <w:behaviors>
+          <w:behavior w:val="content"/>
+        </w:behaviors>
+        <w:guid w:val="{C4428A9D-103E-4D1F-A6F0-94239F7BEEC6}"/>
+      </w:docPartPr>
+      <w:docPartBody>
+        <w:p>
+          <w:pPr>
+            <w:pStyle w:val="6A920B75A1564E5C9E7F839FA1CDDBAC"/>
           </w:pPr>
           <w:r>
             <w:rPr>
@@ -22927,9 +23025,13 @@
     <w:rsidRoot w:val="00D42186"/>
     <w:rsid w:val="000A60CB"/>
     <w:rsid w:val="00161A70"/>
+    <w:rsid w:val="00195198"/>
     <w:rsid w:val="003F6932"/>
+    <w:rsid w:val="00604D0C"/>
     <w:rsid w:val="00867CD6"/>
+    <w:rsid w:val="00C26300"/>
     <w:rsid w:val="00D42186"/>
+    <w:rsid w:val="00F757C2"/>
   </w:rsids>
   <m:mathPr>
     <m:mathFont m:val="Cambria Math"/>
@@ -23382,7 +23484,7 @@
     <w:basedOn w:val="a0"/>
     <w:uiPriority w:val="99"/>
     <w:semiHidden/>
-    <w:rsid w:val="00D42186"/>
+    <w:rsid w:val="00C26300"/>
     <w:rPr>
       <w:color w:val="808080"/>
     </w:rPr>
@@ -23502,6 +23604,21 @@
   <w:style w:type="paragraph" w:customStyle="1" w:styleId="3903092185D447E58F35D8342B78B71C">
     <w:name w:val="3903092185D447E58F35D8342B78B71C"/>
     <w:rsid w:val="00D42186"/>
+  </w:style>
+  <w:style w:type="paragraph" w:customStyle="1" w:styleId="F76667F16BEA43EDA60004EAC5B4F996">
+    <w:name w:val="F76667F16BEA43EDA60004EAC5B4F996"/>
+    <w:rsid w:val="00604D0C"/>
+  </w:style>
+  <w:style w:type="paragraph" w:customStyle="1" w:styleId="4D229267F25B419DAE575444E75B81A9">
+    <w:name w:val="4D229267F25B419DAE575444E75B81A9"/>
+    <w:rsid w:val="00F757C2"/>
+  </w:style>
+  <w:style w:type="paragraph" w:customStyle="1" w:styleId="6A920B75A1564E5C9E7F839FA1CDDBAC">
+    <w:name w:val="6A920B75A1564E5C9E7F839FA1CDDBAC"/>
+    <w:rsid w:val="00C26300"/>
+    <w:rPr>
+      <w:lang w:val="ru-UA" w:eastAsia="ru-UA"/>
+    </w:rPr>
   </w:style>
 </w:styles>
 </file>
@@ -23813,7 +23930,7 @@
 </file>
 
 <file path=customXml/itemProps1.xml><?xml version="1.0" encoding="utf-8"?>
-<ds:datastoreItem xmlns:ds="http://schemas.openxmlformats.org/officeDocument/2006/customXml" ds:itemID="{61D1BCBF-E9B2-498C-A519-381EE1B5AB43}">
+<ds:datastoreItem xmlns:ds="http://schemas.openxmlformats.org/officeDocument/2006/customXml" ds:itemID="{A73CBCB1-27D4-4261-9DE8-245132A4EDA7}">
   <ds:schemaRefs>
     <ds:schemaRef ds:uri="http://schemas.openxmlformats.org/officeDocument/2006/bibliography"/>
   </ds:schemaRefs>
